--- a/zht/docx/007.content.docx
+++ b/zht/docx/007.content.docx
@@ -19,7 +19,7 @@
         <w:rPr>
           <w:lang w:val="zh_TW" w:bidi="zh_TW"/>
         </w:rPr>
-        <w:t>Resource: Tyndale Open Study Notes</w:t>
+        <w:t>Resource: Aquifer Open Study Notes (Profiles)</w:t>
       </w:r>
       <w:r>
         <w:rPr>
@@ -112,7 +112,7 @@
         <w:rPr>
           <w:lang w:val="zh_TW" w:bidi="zh_TW"/>
         </w:rPr>
-        <w:t>Tyndale Open Study Notes</w:t>
+        <w:t>Aquifer Open Study Notes (Profiles)</w:t>
       </w:r>
     </w:p>
     <w:p>

--- a/zht/docx/007.content.docx
+++ b/zht/docx/007.content.docx
@@ -247,54 +247,36 @@
         </w:rPr>
         <w:t>神第一次使用參孫的例子，是他告訴父母，自己想娶一位非利士女子為妻。他的父母感到驚訝，因為以色列人被命令不可與當地民族通婚（</w:t>
       </w:r>
-      <w:hyperlink r:id="rId13">
-        <w:r>
-          <w:rPr>
-            <w:lang w:val="zh_TW" w:bidi="zh_TW"/>
-          </w:rPr>
-          <w:rPr>
-            <w:color w:val="0000EE"/>
-            <w:u w:val="single"/>
-          </w:rPr>
-          <w:t>申7:1–4</w:t>
-        </w:r>
-      </w:hyperlink>
+      <w:r>
+        <w:rPr>
+          <w:lang w:val="zh_TW" w:bidi="zh_TW"/>
+        </w:rPr>
+        <w:t>申7:1–4</w:t>
+      </w:r>
       <w:r>
         <w:rPr>
           <w:lang w:val="zh_TW" w:bidi="zh_TW"/>
         </w:rPr>
         <w:t>；</w:t>
       </w:r>
-      <w:hyperlink r:id="rId14">
-        <w:r>
-          <w:rPr>
-            <w:lang w:val="zh_TW" w:bidi="zh_TW"/>
-          </w:rPr>
-          <w:rPr>
-            <w:color w:val="0000EE"/>
-            <w:u w:val="single"/>
-          </w:rPr>
-          <w:t>書23:12–13</w:t>
-        </w:r>
-      </w:hyperlink>
+      <w:r>
+        <w:rPr>
+          <w:lang w:val="zh_TW" w:bidi="zh_TW"/>
+        </w:rPr>
+        <w:t>書23:12–13</w:t>
+      </w:r>
       <w:r>
         <w:rPr>
           <w:lang w:val="zh_TW" w:bidi="zh_TW"/>
         </w:rPr>
         <w:t>；另見</w:t>
       </w:r>
-      <w:hyperlink r:id="rId15">
-        <w:r>
-          <w:rPr>
-            <w:lang w:val="zh_TW" w:bidi="zh_TW"/>
-          </w:rPr>
-          <w:rPr>
-            <w:color w:val="0000EE"/>
-            <w:u w:val="single"/>
-          </w:rPr>
-          <w:t>林後6:14–18</w:t>
-        </w:r>
-      </w:hyperlink>
+      <w:r>
+        <w:rPr>
+          <w:lang w:val="zh_TW" w:bidi="zh_TW"/>
+        </w:rPr>
+        <w:t>林後6:14–18</w:t>
+      </w:r>
       <w:r>
         <w:rPr>
           <w:lang w:val="zh_TW" w:bidi="zh_TW"/>
@@ -315,54 +297,36 @@
         </w:rPr>
         <w:t>在前往婚宴的路上，他從早前殺死的獅子中，取出蜂蜜來吃。參孫生來就是拿細耳人，而拿細耳人嚴格禁止接觸死屍（</w:t>
       </w:r>
-      <w:hyperlink r:id="rId16">
-        <w:r>
-          <w:rPr>
-            <w:lang w:val="zh_TW" w:bidi="zh_TW"/>
-          </w:rPr>
-          <w:rPr>
-            <w:color w:val="0000EE"/>
-            <w:u w:val="single"/>
-          </w:rPr>
-          <w:t>民6:1–21</w:t>
-        </w:r>
-      </w:hyperlink>
+      <w:r>
+        <w:rPr>
+          <w:lang w:val="zh_TW" w:bidi="zh_TW"/>
+        </w:rPr>
+        <w:t>民6:1–21</w:t>
+      </w:r>
       <w:r>
         <w:rPr>
           <w:lang w:val="zh_TW" w:bidi="zh_TW"/>
         </w:rPr>
         <w:t>），但參孫並沒理會。隨後，他以這頭獅子編了一個謎語（</w:t>
       </w:r>
-      <w:hyperlink r:id="rId17">
-        <w:r>
-          <w:rPr>
-            <w:lang w:val="zh_TW" w:bidi="zh_TW"/>
-          </w:rPr>
-          <w:rPr>
-            <w:color w:val="0000EE"/>
-            <w:u w:val="single"/>
-          </w:rPr>
-          <w:t>士14:14</w:t>
-        </w:r>
-      </w:hyperlink>
+      <w:r>
+        <w:rPr>
+          <w:lang w:val="zh_TW" w:bidi="zh_TW"/>
+        </w:rPr>
+        <w:t>士14:14</w:t>
+      </w:r>
       <w:r>
         <w:rPr>
           <w:lang w:val="zh_TW" w:bidi="zh_TW"/>
         </w:rPr>
         <w:t>），並與三十名非利士年輕人打賭，賭他們無法解開這個謎語。那些非利士人威脅他的妻子，逼她說出謎底。最終，參孫大發雷霆，殺死了三十名非利士人，奪取他們的衣服為賭注。神使用這位自私的英雄，「起首拯救以色列人脫離非利士人的手」（</w:t>
       </w:r>
-      <w:hyperlink r:id="rId18">
-        <w:r>
-          <w:rPr>
-            <w:lang w:val="zh_TW" w:bidi="zh_TW"/>
-          </w:rPr>
-          <w:rPr>
-            <w:color w:val="0000EE"/>
-            <w:u w:val="single"/>
-          </w:rPr>
-          <w:t>士13:5</w:t>
-        </w:r>
-      </w:hyperlink>
+      <w:r>
+        <w:rPr>
+          <w:lang w:val="zh_TW" w:bidi="zh_TW"/>
+        </w:rPr>
+        <w:t>士13:5</w:t>
+      </w:r>
       <w:r>
         <w:rPr>
           <w:lang w:val="zh_TW" w:bidi="zh_TW"/>
@@ -383,18 +347,12 @@
         </w:rPr>
         <w:t>參孫人生中最後的重要事件，與一位名叫大利拉的女子有關（</w:t>
       </w:r>
-      <w:hyperlink r:id="rId19">
-        <w:r>
-          <w:rPr>
-            <w:lang w:val="zh_TW" w:bidi="zh_TW"/>
-          </w:rPr>
-          <w:rPr>
-            <w:color w:val="0000EE"/>
-            <w:u w:val="single"/>
-          </w:rPr>
-          <w:t>士16:4–31</w:t>
-        </w:r>
-      </w:hyperlink>
+      <w:r>
+        <w:rPr>
+          <w:lang w:val="zh_TW" w:bidi="zh_TW"/>
+        </w:rPr>
+        <w:t>士16:4–31</w:t>
+      </w:r>
       <w:r>
         <w:rPr>
           <w:lang w:val="zh_TW" w:bidi="zh_TW"/>
@@ -415,18 +373,12 @@
         </w:rPr>
         <w:t>在囚禁期間，參孫的頭髮開始重新長出來。在一次非利士人的慶典上，他們嘲笑參孫，參孫要求將他帶到神廟的兩根主要柱子旁。他向神禱告，求神賜給他力量，讓他能夠擊敗非利士人，並結束自己的生命。隨後，他拉倒神廟，壓死了大約三千名非利士人，自己也喪命。這個行動並非為了他的民族或神，而是為了「在非利士人身上報那剜我雙眼的仇」（</w:t>
       </w:r>
-      <w:hyperlink r:id="rId20">
-        <w:r>
-          <w:rPr>
-            <w:lang w:val="zh_TW" w:bidi="zh_TW"/>
-          </w:rPr>
-          <w:rPr>
-            <w:color w:val="0000EE"/>
-            <w:u w:val="single"/>
-          </w:rPr>
-          <w:t>士16:28</w:t>
-        </w:r>
-      </w:hyperlink>
+      <w:r>
+        <w:rPr>
+          <w:lang w:val="zh_TW" w:bidi="zh_TW"/>
+        </w:rPr>
+        <w:t>士16:28</w:t>
+      </w:r>
       <w:r>
         <w:rPr>
           <w:lang w:val="zh_TW" w:bidi="zh_TW"/>
@@ -456,36 +408,24 @@
           <w:lang w:val="zh_TW" w:bidi="zh_TW"/>
         </w:rPr>
       </w:r>
-      <w:hyperlink r:id="rId21">
-        <w:r>
-          <w:rPr>
-            <w:lang w:val="zh_TW" w:bidi="zh_TW"/>
-          </w:rPr>
-          <w:rPr>
-            <w:color w:val="0000EE"/>
-            <w:u w:val="single"/>
-          </w:rPr>
-          <w:t>士13:1–16:31</w:t>
-        </w:r>
-      </w:hyperlink>
+      <w:r>
+        <w:rPr>
+          <w:lang w:val="zh_TW" w:bidi="zh_TW"/>
+        </w:rPr>
+        <w:t>士13:1–16:31</w:t>
+      </w:r>
       <w:r>
         <w:rPr>
           <w:lang w:val="zh_TW" w:bidi="zh_TW"/>
         </w:rPr>
         <w:t>；</w:t>
       </w:r>
-      <w:hyperlink r:id="rId22">
-        <w:r>
-          <w:rPr>
-            <w:lang w:val="zh_TW" w:bidi="zh_TW"/>
-          </w:rPr>
-          <w:rPr>
-            <w:color w:val="0000EE"/>
-            <w:u w:val="single"/>
-          </w:rPr>
-          <w:t>來11:32</w:t>
-        </w:r>
-      </w:hyperlink>
+      <w:r>
+        <w:rPr>
+          <w:lang w:val="zh_TW" w:bidi="zh_TW"/>
+        </w:rPr>
+        <w:t>來11:32</w:t>
+      </w:r>
       <w:r>
         <w:rPr>
           <w:lang w:val="zh_TW" w:bidi="zh_TW"/>
